--- a/por/docx/002.content.docx
+++ b/por/docx/002.content.docx
@@ -19,7 +19,7 @@
         <w:rPr>
           <w:lang w:val="pt_PT" w:bidi="pt_PT"/>
         </w:rPr>
-        <w:t>Resource: Termos Chave (SRV)</w:t>
+        <w:t>Resource: Familiarization, Internalization, Articulation (Fia) Terms</w:t>
       </w:r>
       <w:r>
         <w:rPr>
@@ -39,37 +39,80 @@
           <w:b/>
           <w:lang w:val="pt_PT" w:bidi="pt_PT"/>
         </w:rPr>
-        <w:t>Familiarization, Internalization, Articulation (FIA) Key Terms</w:t>
-      </w:r>
-      <w:r>
-        <w:rPr>
-          <w:lang w:val="pt_PT" w:bidi="pt_PT"/>
-        </w:rPr>
-        <w:t xml:space="preserve"> © 2023 SRV Partners Released under CC BY-SA 4.0 license. </w:t>
-      </w:r>
-      <w:r>
-        <w:rPr>
-          <w:lang w:val="pt_PT" w:bidi="pt_PT"/>
-        </w:rPr>
-        <w:t>Familiarization, Internalization, Articulation (FIA) Key Terms</w:t>
-      </w:r>
-      <w:r>
-        <w:rPr>
-          <w:lang w:val="pt_PT" w:bidi="pt_PT"/>
-        </w:rPr>
-        <w:t xml:space="preserve"> has been adapted in the following languages Tok Pisin, عربي, Français, हिंदी, Bahasa Indonesia, Português, Русский, Español, Kiswahili, 简体中文 from </w:t>
-      </w:r>
-      <w:r>
-        <w:rPr>
-          <w:lang w:val="pt_PT" w:bidi="pt_PT"/>
-        </w:rPr>
-        <w:t>Familiarization, Internalization, Articulation (FIA)</w:t>
-      </w:r>
-      <w:r>
-        <w:rPr>
-          <w:lang w:val="pt_PT" w:bidi="pt_PT"/>
-        </w:rPr>
-        <w:t xml:space="preserve"> © 2023 SRV Partners. Released under CC BY-SA 4.0 license by Mission Mutual</w:t>
+        <w:t>Familiarization, Internalization, Articulation (Fia) Terms</w:t>
+      </w:r>
+      <w:r>
+        <w:rPr>
+          <w:lang w:val="pt_PT" w:bidi="pt_PT"/>
+        </w:rPr>
+        <w:t xml:space="preserve"> (Portuguese) is based on: </w:t>
+      </w:r>
+      <w:r>
+        <w:rPr>
+          <w:lang w:val="pt_PT" w:bidi="pt_PT"/>
+        </w:rPr>
+        <w:t>Familiarization, Internalization, Articulation (Fia) Terms</w:t>
+      </w:r>
+      <w:r>
+        <w:rPr>
+          <w:lang w:val="pt_PT" w:bidi="pt_PT"/>
+        </w:rPr>
+        <w:t xml:space="preserve">, </w:t>
+      </w:r>
+      <w:hyperlink r:id="rId13">
+        <w:r>
+          <w:rPr>
+            <w:lang w:val="pt_PT" w:bidi="pt_PT"/>
+          </w:rPr>
+          <w:rPr>
+            <w:color w:val="0000EE"/>
+            <w:u w:val="single"/>
+          </w:rPr>
+          <w:t>SRV Partners</w:t>
+        </w:r>
+      </w:hyperlink>
+      <w:r>
+        <w:rPr>
+          <w:lang w:val="pt_PT" w:bidi="pt_PT"/>
+        </w:rPr>
+        <w:t xml:space="preserve">, 2023, which is licensed under a </w:t>
+      </w:r>
+      <w:hyperlink r:id="rId14">
+        <w:r>
+          <w:rPr>
+            <w:lang w:val="pt_PT" w:bidi="pt_PT"/>
+          </w:rPr>
+          <w:rPr>
+            <w:color w:val="0000EE"/>
+            <w:u w:val="single"/>
+          </w:rPr>
+          <w:t>CC BY-SA 4.0 license</w:t>
+        </w:r>
+      </w:hyperlink>
+      <w:r>
+        <w:rPr>
+          <w:lang w:val="pt_PT" w:bidi="pt_PT"/>
+        </w:rPr>
+        <w:t>.</w:t>
+      </w:r>
+      <w:r>
+        <w:rPr>
+          <w:lang w:val="pt_PT" w:bidi="pt_PT"/>
+        </w:rPr>
+      </w:r>
+    </w:p>
+    <w:p>
+      <w:pPr/>
+      <w:r>
+        <w:rPr>
+          <w:lang w:val="pt_PT" w:bidi="pt_PT"/>
+        </w:rPr>
+      </w:r>
+      <w:r>
+        <w:rPr>
+          <w:lang w:val="pt_PT" w:bidi="pt_PT"/>
+        </w:rPr>
+        <w:t>This PDF version is provided under the same license.</w:t>
       </w:r>
       <w:r>
         <w:rPr>
@@ -90,7 +133,7 @@
         <w:rPr>
           <w:lang w:val="pt_PT" w:bidi="pt_PT"/>
         </w:rPr>
-        <w:t>Termos Chave (SRV)</w:t>
+        <w:t>Familiarization, Internalization, Articulation (Fia) Terms</w:t>
       </w:r>
     </w:p>
     <w:p>
@@ -252,24 +295,36 @@
         </w:rPr>
         <w:t xml:space="preserve">Jesus e seus </w:t>
       </w:r>
-      <w:r>
-        <w:rPr>
-          <w:lang w:val="pt_PT" w:bidi="pt_PT"/>
-        </w:rPr>
-        <w:t>discípulos</w:t>
-      </w:r>
+      <w:hyperlink r:id="rId15">
+        <w:r>
+          <w:rPr>
+            <w:lang w:val="pt_PT" w:bidi="pt_PT"/>
+          </w:rPr>
+          <w:rPr>
+            <w:color w:val="0000EE"/>
+            <w:u w:val="single"/>
+          </w:rPr>
+          <w:t>discípulos</w:t>
+        </w:r>
+      </w:hyperlink>
       <w:r>
         <w:rPr>
           <w:lang w:val="pt_PT" w:bidi="pt_PT"/>
         </w:rPr>
         <w:t xml:space="preserve"> muitas vezes viajavam de barco pelo </w:t>
       </w:r>
-      <w:r>
-        <w:rPr>
-          <w:lang w:val="pt_PT" w:bidi="pt_PT"/>
-        </w:rPr>
-        <w:t>Mar da Galileia</w:t>
-      </w:r>
+      <w:hyperlink r:id="rId16">
+        <w:r>
+          <w:rPr>
+            <w:lang w:val="pt_PT" w:bidi="pt_PT"/>
+          </w:rPr>
+          <w:rPr>
+            <w:color w:val="0000EE"/>
+            <w:u w:val="single"/>
+          </w:rPr>
+          <w:t>Mar da Galileia</w:t>
+        </w:r>
+      </w:hyperlink>
       <w:r>
         <w:rPr>
           <w:lang w:val="pt_PT" w:bidi="pt_PT"/>
@@ -304,12 +359,18 @@
         </w:rPr>
         <w:t xml:space="preserve">Um barco tem um pedaço de madeira pequeno e móvel preso a ele, que é chamado de leme. Isso permite que as pessoas façam o barco ir na direção que elas querem. </w:t>
       </w:r>
-      <w:r>
-        <w:rPr>
-          <w:lang w:val="pt_PT" w:bidi="pt_PT"/>
-        </w:rPr>
-        <w:t>Tiago</w:t>
-      </w:r>
+      <w:hyperlink r:id="rId17">
+        <w:r>
+          <w:rPr>
+            <w:lang w:val="pt_PT" w:bidi="pt_PT"/>
+          </w:rPr>
+          <w:rPr>
+            <w:color w:val="0000EE"/>
+            <w:u w:val="single"/>
+          </w:rPr>
+          <w:t>Tiago</w:t>
+        </w:r>
+      </w:hyperlink>
       <w:r>
         <w:rPr>
           <w:lang w:val="pt_PT" w:bidi="pt_PT"/>
@@ -371,6 +432,82 @@
         <w:rPr>
           <w:lang w:val="pt_PT" w:bidi="pt_PT"/>
         </w:rPr>
+        <w:t>barco</w:t>
+      </w:r>
+      <w:r>
+        <w:rPr>
+          <w:lang w:val="pt_PT" w:bidi="pt_PT"/>
+        </w:rPr>
+      </w:r>
+    </w:p>
+    <w:p>
+      <w:pPr>
+        <w:pStyle w:val="Heading4"/>
+      </w:pPr>
+      <w:r>
+        <w:rPr>
+          <w:lang w:val="pt_PT" w:bidi="pt_PT"/>
+        </w:rPr>
+        <w:t>Audio Content</w:t>
+      </w:r>
+      <w:r>
+        <w:rPr>
+          <w:lang w:val="pt_PT" w:bidi="pt_PT"/>
+        </w:rPr>
+      </w:r>
+    </w:p>
+    <w:p>
+      <w:pPr/>
+      <w:r>
+        <w:rPr>
+          <w:lang w:val="pt_PT" w:bidi="pt_PT"/>
+        </w:rPr>
+      </w:r>
+      <w:hyperlink r:id="rId18">
+        <w:r>
+          <w:rPr>
+            <w:lang w:val="pt_PT" w:bidi="pt_PT"/>
+          </w:rPr>
+          <w:rPr>
+            <w:color w:val="0000EE"/>
+            <w:u w:val="single"/>
+          </w:rPr>
+          <w:t>mp3 file</w:t>
+        </w:r>
+      </w:hyperlink>
+      <w:r>
+        <w:rPr>
+          <w:lang w:val="pt_PT" w:bidi="pt_PT"/>
+        </w:rPr>
+        <w:t xml:space="preserve"> (None KB)</w:t>
+      </w:r>
+      <w:r>
+        <w:rPr>
+          <w:lang w:val="pt_PT" w:bidi="pt_PT"/>
+        </w:rPr>
+      </w:r>
+      <w:r>
+        <w:rPr>
+          <w:lang w:val="pt_PT" w:bidi="pt_PT"/>
+        </w:rPr>
+      </w:r>
+    </w:p>
+    <w:p>
+      <w:pPr/>
+      <w:r>
+        <w:rPr>
+          <w:lang w:val="pt_PT" w:bidi="pt_PT"/>
+        </w:rPr>
+      </w:r>
+    </w:p>
+    <w:p>
+      <w:pPr>
+        <w:pStyle w:val="Heading2"/>
+      </w:pPr>
+      <w:r>
+        <w:rPr>
+          <w:lang w:val="pt_PT" w:bidi="pt_PT"/>
+        </w:rPr>
         <w:t>batismo</w:t>
       </w:r>
       <w:r>
@@ -413,48 +550,72 @@
         </w:rPr>
         <w:t xml:space="preserve">A palavra tem um significado religioso especial. No Antigo Testamento, os </w:t>
       </w:r>
-      <w:r>
-        <w:rPr>
-          <w:lang w:val="pt_PT" w:bidi="pt_PT"/>
-        </w:rPr>
-        <w:t>sacerdotes</w:t>
-      </w:r>
+      <w:hyperlink r:id="rId19">
+        <w:r>
+          <w:rPr>
+            <w:lang w:val="pt_PT" w:bidi="pt_PT"/>
+          </w:rPr>
+          <w:rPr>
+            <w:color w:val="0000EE"/>
+            <w:u w:val="single"/>
+          </w:rPr>
+          <w:t>sacerdotes</w:t>
+        </w:r>
+      </w:hyperlink>
       <w:r>
         <w:rPr>
           <w:lang w:val="pt_PT" w:bidi="pt_PT"/>
         </w:rPr>
         <w:t xml:space="preserve"> </w:t>
       </w:r>
-      <w:r>
-        <w:rPr>
-          <w:lang w:val="pt_PT" w:bidi="pt_PT"/>
-        </w:rPr>
-        <w:t>judeus</w:t>
-      </w:r>
+      <w:hyperlink r:id="rId20">
+        <w:r>
+          <w:rPr>
+            <w:lang w:val="pt_PT" w:bidi="pt_PT"/>
+          </w:rPr>
+          <w:rPr>
+            <w:color w:val="0000EE"/>
+            <w:u w:val="single"/>
+          </w:rPr>
+          <w:t>judeus</w:t>
+        </w:r>
+      </w:hyperlink>
       <w:r>
         <w:rPr>
           <w:lang w:val="pt_PT" w:bidi="pt_PT"/>
         </w:rPr>
         <w:t xml:space="preserve"> se batizariam antes de fazer seu trabalho no </w:t>
       </w:r>
-      <w:r>
-        <w:rPr>
-          <w:lang w:val="pt_PT" w:bidi="pt_PT"/>
-        </w:rPr>
-        <w:t>templo</w:t>
-      </w:r>
+      <w:hyperlink r:id="rId21">
+        <w:r>
+          <w:rPr>
+            <w:lang w:val="pt_PT" w:bidi="pt_PT"/>
+          </w:rPr>
+          <w:rPr>
+            <w:color w:val="0000EE"/>
+            <w:u w:val="single"/>
+          </w:rPr>
+          <w:t>templo</w:t>
+        </w:r>
+      </w:hyperlink>
       <w:r>
         <w:rPr>
           <w:lang w:val="pt_PT" w:bidi="pt_PT"/>
         </w:rPr>
         <w:t xml:space="preserve"> de Deus. Isso os tornava “</w:t>
       </w:r>
-      <w:r>
-        <w:rPr>
-          <w:lang w:val="pt_PT" w:bidi="pt_PT"/>
-        </w:rPr>
-        <w:t>puros</w:t>
-      </w:r>
+      <w:hyperlink r:id="rId22">
+        <w:r>
+          <w:rPr>
+            <w:lang w:val="pt_PT" w:bidi="pt_PT"/>
+          </w:rPr>
+          <w:rPr>
+            <w:color w:val="0000EE"/>
+            <w:u w:val="single"/>
+          </w:rPr>
+          <w:t>puros</w:t>
+        </w:r>
+      </w:hyperlink>
       <w:r>
         <w:rPr>
           <w:lang w:val="pt_PT" w:bidi="pt_PT"/>
@@ -489,24 +650,36 @@
         </w:rPr>
         <w:t xml:space="preserve">Quando </w:t>
       </w:r>
-      <w:r>
-        <w:rPr>
-          <w:lang w:val="pt_PT" w:bidi="pt_PT"/>
-        </w:rPr>
-        <w:t>João, o batizador</w:t>
-      </w:r>
+      <w:hyperlink r:id="rId23">
+        <w:r>
+          <w:rPr>
+            <w:lang w:val="pt_PT" w:bidi="pt_PT"/>
+          </w:rPr>
+          <w:rPr>
+            <w:color w:val="0000EE"/>
+            <w:u w:val="single"/>
+          </w:rPr>
+          <w:t>João, o batizador</w:t>
+        </w:r>
+      </w:hyperlink>
       <w:r>
         <w:rPr>
           <w:lang w:val="pt_PT" w:bidi="pt_PT"/>
         </w:rPr>
         <w:t xml:space="preserve">, veio, ele fez algo novo dizendo a todo o povo que eles deveriam ser batizados. Ter nascido como judeu não era suficiente para ser parte do povo de Deus! Todas as pessoas precisavam se </w:t>
       </w:r>
-      <w:r>
-        <w:rPr>
-          <w:lang w:val="pt_PT" w:bidi="pt_PT"/>
-        </w:rPr>
-        <w:t>arrepender</w:t>
-      </w:r>
+      <w:hyperlink r:id="rId24">
+        <w:r>
+          <w:rPr>
+            <w:lang w:val="pt_PT" w:bidi="pt_PT"/>
+          </w:rPr>
+          <w:rPr>
+            <w:color w:val="0000EE"/>
+            <w:u w:val="single"/>
+          </w:rPr>
+          <w:t>arrepender</w:t>
+        </w:r>
+      </w:hyperlink>
       <w:r>
         <w:rPr>
           <w:lang w:val="pt_PT" w:bidi="pt_PT"/>
@@ -527,48 +700,72 @@
         </w:rPr>
         <w:t xml:space="preserve">Pouco antes de Jesus voltar para o </w:t>
       </w:r>
-      <w:r>
-        <w:rPr>
-          <w:lang w:val="pt_PT" w:bidi="pt_PT"/>
-        </w:rPr>
-        <w:t>céu</w:t>
-      </w:r>
+      <w:hyperlink r:id="rId25">
+        <w:r>
+          <w:rPr>
+            <w:lang w:val="pt_PT" w:bidi="pt_PT"/>
+          </w:rPr>
+          <w:rPr>
+            <w:color w:val="0000EE"/>
+            <w:u w:val="single"/>
+          </w:rPr>
+          <w:t>céu</w:t>
+        </w:r>
+      </w:hyperlink>
       <w:r>
         <w:rPr>
           <w:lang w:val="pt_PT" w:bidi="pt_PT"/>
         </w:rPr>
         <w:t xml:space="preserve">, ele disse a seus </w:t>
       </w:r>
-      <w:r>
-        <w:rPr>
-          <w:lang w:val="pt_PT" w:bidi="pt_PT"/>
-        </w:rPr>
-        <w:t>discípulos</w:t>
-      </w:r>
+      <w:hyperlink r:id="rId15">
+        <w:r>
+          <w:rPr>
+            <w:lang w:val="pt_PT" w:bidi="pt_PT"/>
+          </w:rPr>
+          <w:rPr>
+            <w:color w:val="0000EE"/>
+            <w:u w:val="single"/>
+          </w:rPr>
+          <w:t>discípulos</w:t>
+        </w:r>
+      </w:hyperlink>
       <w:r>
         <w:rPr>
           <w:lang w:val="pt_PT" w:bidi="pt_PT"/>
         </w:rPr>
         <w:t xml:space="preserve"> para ir e dizer às pessoas em todos os lugares que Jesus tem toda a </w:t>
       </w:r>
-      <w:r>
-        <w:rPr>
-          <w:lang w:val="pt_PT" w:bidi="pt_PT"/>
-        </w:rPr>
-        <w:t>autoridade</w:t>
-      </w:r>
+      <w:hyperlink r:id="rId26">
+        <w:r>
+          <w:rPr>
+            <w:lang w:val="pt_PT" w:bidi="pt_PT"/>
+          </w:rPr>
+          <w:rPr>
+            <w:color w:val="0000EE"/>
+            <w:u w:val="single"/>
+          </w:rPr>
+          <w:t>autoridade</w:t>
+        </w:r>
+      </w:hyperlink>
       <w:r>
         <w:rPr>
           <w:lang w:val="pt_PT" w:bidi="pt_PT"/>
         </w:rPr>
         <w:t xml:space="preserve">. Jesus disse a eles para tornar todas as pessoas em discípulos de Jesus, e para batizá-los em nome do Pai, do Filho e do </w:t>
       </w:r>
-      <w:r>
-        <w:rPr>
-          <w:lang w:val="pt_PT" w:bidi="pt_PT"/>
-        </w:rPr>
-        <w:t>Espírito Santo</w:t>
-      </w:r>
+      <w:hyperlink r:id="rId27">
+        <w:r>
+          <w:rPr>
+            <w:lang w:val="pt_PT" w:bidi="pt_PT"/>
+          </w:rPr>
+          <w:rPr>
+            <w:color w:val="0000EE"/>
+            <w:u w:val="single"/>
+          </w:rPr>
+          <w:t>Espírito Santo</w:t>
+        </w:r>
+      </w:hyperlink>
       <w:r>
         <w:rPr>
           <w:lang w:val="pt_PT" w:bidi="pt_PT"/>
@@ -589,24 +786,36 @@
         </w:rPr>
         <w:t xml:space="preserve">E assim, a partir daquele momento em diante, vemos que assim que as pessoas começavam a </w:t>
       </w:r>
-      <w:r>
-        <w:rPr>
-          <w:lang w:val="pt_PT" w:bidi="pt_PT"/>
-        </w:rPr>
-        <w:t>acreditar</w:t>
-      </w:r>
+      <w:hyperlink r:id="rId28">
+        <w:r>
+          <w:rPr>
+            <w:lang w:val="pt_PT" w:bidi="pt_PT"/>
+          </w:rPr>
+          <w:rPr>
+            <w:color w:val="0000EE"/>
+            <w:u w:val="single"/>
+          </w:rPr>
+          <w:t>acreditar</w:t>
+        </w:r>
+      </w:hyperlink>
       <w:r>
         <w:rPr>
           <w:lang w:val="pt_PT" w:bidi="pt_PT"/>
         </w:rPr>
         <w:t xml:space="preserve"> em Jesus elas eram batizadas. Esse batismo era um sinal de seu arrependimento e necessidade de </w:t>
       </w:r>
-      <w:r>
-        <w:rPr>
-          <w:lang w:val="pt_PT" w:bidi="pt_PT"/>
-        </w:rPr>
-        <w:t>perdão</w:t>
-      </w:r>
+      <w:hyperlink r:id="rId29">
+        <w:r>
+          <w:rPr>
+            <w:lang w:val="pt_PT" w:bidi="pt_PT"/>
+          </w:rPr>
+          <w:rPr>
+            <w:color w:val="0000EE"/>
+            <w:u w:val="single"/>
+          </w:rPr>
+          <w:t>perdão</w:t>
+        </w:r>
+      </w:hyperlink>
       <w:r>
         <w:rPr>
           <w:lang w:val="pt_PT" w:bidi="pt_PT"/>
@@ -627,12 +836,18 @@
         </w:rPr>
         <w:t xml:space="preserve">Paulo, em suas cartas, explica que quando tomamos o batismo é como se morrêssemos e nos tornássemos vivos novamente. Morremos afundando na água, e nos tornamos vivos novamente saindo da água. Esse é um símbolo mostrando que nossa antiga vida está morta. Agora temos uma nova vida porque pertencemos a Jesus. Jesus morreu por nós, e se tornou vivo novamente. Quando somos batizados, aceitamos que Jesus morreu em nosso lugar, e que somos um povo novo porque Deus nos perdoou. Assim como a água limpa nossos corpos da sujeira, Jesus nos “purificou” de nossos </w:t>
       </w:r>
-      <w:r>
-        <w:rPr>
-          <w:lang w:val="pt_PT" w:bidi="pt_PT"/>
-        </w:rPr>
-        <w:t>pecados</w:t>
-      </w:r>
+      <w:hyperlink r:id="rId30">
+        <w:r>
+          <w:rPr>
+            <w:lang w:val="pt_PT" w:bidi="pt_PT"/>
+          </w:rPr>
+          <w:rPr>
+            <w:color w:val="0000EE"/>
+            <w:u w:val="single"/>
+          </w:rPr>
+          <w:t>pecados</w:t>
+        </w:r>
+      </w:hyperlink>
       <w:r>
         <w:rPr>
           <w:lang w:val="pt_PT" w:bidi="pt_PT"/>
@@ -682,24 +897,36 @@
         </w:rPr>
         <w:t xml:space="preserve">A palavra batismo, e batizar alguém, pode ser difícil de traduzir. Muitas pessoas usam uma palavra que soa como a palavra </w:t>
       </w:r>
-      <w:r>
-        <w:rPr>
-          <w:lang w:val="pt_PT" w:bidi="pt_PT"/>
-        </w:rPr>
-        <w:t>grega</w:t>
-      </w:r>
+      <w:hyperlink r:id="rId31">
+        <w:r>
+          <w:rPr>
+            <w:lang w:val="pt_PT" w:bidi="pt_PT"/>
+          </w:rPr>
+          <w:rPr>
+            <w:color w:val="0000EE"/>
+            <w:u w:val="single"/>
+          </w:rPr>
+          <w:t>grega</w:t>
+        </w:r>
+      </w:hyperlink>
       <w:r>
         <w:rPr>
           <w:lang w:val="pt_PT" w:bidi="pt_PT"/>
         </w:rPr>
         <w:t xml:space="preserve"> “baptizo”. Novos </w:t>
       </w:r>
-      <w:r>
-        <w:rPr>
-          <w:lang w:val="pt_PT" w:bidi="pt_PT"/>
-        </w:rPr>
-        <w:t>crentes</w:t>
-      </w:r>
+      <w:hyperlink r:id="rId32">
+        <w:r>
+          <w:rPr>
+            <w:lang w:val="pt_PT" w:bidi="pt_PT"/>
+          </w:rPr>
+          <w:rPr>
+            <w:color w:val="0000EE"/>
+            <w:u w:val="single"/>
+          </w:rPr>
+          <w:t>crentes</w:t>
+        </w:r>
+      </w:hyperlink>
       <w:r>
         <w:rPr>
           <w:lang w:val="pt_PT" w:bidi="pt_PT"/>
@@ -747,6 +974,427 @@
         <w:rPr>
           <w:lang w:val="pt_PT" w:bidi="pt_PT"/>
         </w:rPr>
+        <w:t>batismo</w:t>
+      </w:r>
+      <w:r>
+        <w:rPr>
+          <w:lang w:val="pt_PT" w:bidi="pt_PT"/>
+        </w:rPr>
+      </w:r>
+    </w:p>
+    <w:p>
+      <w:pPr>
+        <w:pStyle w:val="Heading4"/>
+      </w:pPr>
+      <w:r>
+        <w:rPr>
+          <w:lang w:val="pt_PT" w:bidi="pt_PT"/>
+        </w:rPr>
+        <w:t>Audio Content</w:t>
+      </w:r>
+      <w:r>
+        <w:rPr>
+          <w:lang w:val="pt_PT" w:bidi="pt_PT"/>
+        </w:rPr>
+      </w:r>
+    </w:p>
+    <w:p>
+      <w:pPr/>
+      <w:r>
+        <w:rPr>
+          <w:lang w:val="pt_PT" w:bidi="pt_PT"/>
+        </w:rPr>
+      </w:r>
+      <w:hyperlink r:id="rId18">
+        <w:r>
+          <w:rPr>
+            <w:lang w:val="pt_PT" w:bidi="pt_PT"/>
+          </w:rPr>
+          <w:rPr>
+            <w:color w:val="0000EE"/>
+            <w:u w:val="single"/>
+          </w:rPr>
+          <w:t>mp3 file</w:t>
+        </w:r>
+      </w:hyperlink>
+      <w:r>
+        <w:rPr>
+          <w:lang w:val="pt_PT" w:bidi="pt_PT"/>
+        </w:rPr>
+        <w:t xml:space="preserve"> (None KB)</w:t>
+      </w:r>
+      <w:r>
+        <w:rPr>
+          <w:lang w:val="pt_PT" w:bidi="pt_PT"/>
+        </w:rPr>
+      </w:r>
+      <w:r>
+        <w:rPr>
+          <w:lang w:val="pt_PT" w:bidi="pt_PT"/>
+        </w:rPr>
+      </w:r>
+    </w:p>
+    <w:p>
+      <w:pPr/>
+      <w:r>
+        <w:rPr>
+          <w:lang w:val="pt_PT" w:bidi="pt_PT"/>
+        </w:rPr>
+      </w:r>
+    </w:p>
+    <w:p>
+      <w:pPr>
+        <w:pStyle w:val="Heading2"/>
+      </w:pPr>
+      <w:r>
+        <w:rPr>
+          <w:lang w:val="pt_PT" w:bidi="pt_PT"/>
+        </w:rPr>
+        <w:t>Belém</w:t>
+      </w:r>
+      <w:r>
+        <w:rPr>
+          <w:lang w:val="pt_PT" w:bidi="pt_PT"/>
+        </w:rPr>
+      </w:r>
+    </w:p>
+    <w:p>
+      <w:pPr/>
+      <w:r>
+        <w:rPr>
+          <w:lang w:val="pt_PT" w:bidi="pt_PT"/>
+        </w:rPr>
+      </w:r>
+      <w:r>
+        <w:rPr>
+          <w:b/>
+          <w:lang w:val="pt_PT" w:bidi="pt_PT"/>
+        </w:rPr>
+        <w:t>Belém</w:t>
+      </w:r>
+      <w:r>
+        <w:rPr>
+          <w:lang w:val="pt_PT" w:bidi="pt_PT"/>
+        </w:rPr>
+        <w:t xml:space="preserve"> é o lugar de nascimento de Jesus.</w:t>
+      </w:r>
+    </w:p>
+    <w:p>
+      <w:pPr/>
+      <w:r>
+        <w:rPr>
+          <w:lang w:val="pt_PT" w:bidi="pt_PT"/>
+        </w:rPr>
+      </w:r>
+      <w:r>
+        <w:rPr>
+          <w:lang w:val="pt_PT" w:bidi="pt_PT"/>
+        </w:rPr>
+        <w:t xml:space="preserve">Belém era uma pequena aldeia em </w:t>
+      </w:r>
+      <w:hyperlink r:id="rId33">
+        <w:r>
+          <w:rPr>
+            <w:lang w:val="pt_PT" w:bidi="pt_PT"/>
+          </w:rPr>
+          <w:rPr>
+            <w:color w:val="0000EE"/>
+            <w:u w:val="single"/>
+          </w:rPr>
+          <w:t>Israel</w:t>
+        </w:r>
+      </w:hyperlink>
+      <w:r>
+        <w:rPr>
+          <w:lang w:val="pt_PT" w:bidi="pt_PT"/>
+        </w:rPr>
+        <w:t xml:space="preserve">. O nome Belém significa “casa do pão”. No Antigo Testamento, os eventos no livro de Rute aconteceram em Belém. Rute era uma mulher moabita, então ela não era uma </w:t>
+      </w:r>
+      <w:hyperlink r:id="rId34">
+        <w:r>
+          <w:rPr>
+            <w:lang w:val="pt_PT" w:bidi="pt_PT"/>
+          </w:rPr>
+          <w:rPr>
+            <w:color w:val="0000EE"/>
+            <w:u w:val="single"/>
+          </w:rPr>
+          <w:t>israelita</w:t>
+        </w:r>
+      </w:hyperlink>
+      <w:r>
+        <w:rPr>
+          <w:lang w:val="pt_PT" w:bidi="pt_PT"/>
+        </w:rPr>
+        <w:t xml:space="preserve">. O primeiro marido de Rute havia morrido, então Rute veio para viver em Belém com sua sogra israelita. Mais tarde, Rute se casou com um homem israelita de Belém. O bisneto de Rute e de seu marido israelita era </w:t>
+      </w:r>
+      <w:hyperlink r:id="rId35">
+        <w:r>
+          <w:rPr>
+            <w:lang w:val="pt_PT" w:bidi="pt_PT"/>
+          </w:rPr>
+          <w:rPr>
+            <w:color w:val="0000EE"/>
+            <w:u w:val="single"/>
+          </w:rPr>
+          <w:t>Davi</w:t>
+        </w:r>
+      </w:hyperlink>
+      <w:r>
+        <w:rPr>
+          <w:lang w:val="pt_PT" w:bidi="pt_PT"/>
+        </w:rPr>
+        <w:t>, que mais tarde se tornaria o rei mais amado de Israel.</w:t>
+      </w:r>
+    </w:p>
+    <w:p>
+      <w:pPr/>
+      <w:r>
+        <w:rPr>
+          <w:lang w:val="pt_PT" w:bidi="pt_PT"/>
+        </w:rPr>
+      </w:r>
+      <w:r>
+        <w:rPr>
+          <w:lang w:val="pt_PT" w:bidi="pt_PT"/>
+        </w:rPr>
+        <w:t>Como o rei Davi nasceu em Belém, Belém também é chamada de cidade de Davi.</w:t>
+      </w:r>
+    </w:p>
+    <w:p>
+      <w:pPr/>
+      <w:r>
+        <w:rPr>
+          <w:lang w:val="pt_PT" w:bidi="pt_PT"/>
+        </w:rPr>
+      </w:r>
+      <w:r>
+        <w:rPr>
+          <w:lang w:val="pt_PT" w:bidi="pt_PT"/>
+        </w:rPr>
+        <w:t xml:space="preserve">Deus disse mais tarde por meio do profeta </w:t>
+      </w:r>
+      <w:hyperlink r:id="rId36">
+        <w:r>
+          <w:rPr>
+            <w:lang w:val="pt_PT" w:bidi="pt_PT"/>
+          </w:rPr>
+          <w:rPr>
+            <w:color w:val="0000EE"/>
+            <w:u w:val="single"/>
+          </w:rPr>
+          <w:t>Miqueias</w:t>
+        </w:r>
+      </w:hyperlink>
+      <w:r>
+        <w:rPr>
+          <w:lang w:val="pt_PT" w:bidi="pt_PT"/>
+        </w:rPr>
+        <w:t xml:space="preserve"> que outro governante muito importante nasceria em Belém. Portanto, os </w:t>
+      </w:r>
+      <w:hyperlink r:id="rId20">
+        <w:r>
+          <w:rPr>
+            <w:lang w:val="pt_PT" w:bidi="pt_PT"/>
+          </w:rPr>
+          <w:rPr>
+            <w:color w:val="0000EE"/>
+            <w:u w:val="single"/>
+          </w:rPr>
+          <w:t>judeus</w:t>
+        </w:r>
+      </w:hyperlink>
+      <w:r>
+        <w:rPr>
+          <w:lang w:val="pt_PT" w:bidi="pt_PT"/>
+        </w:rPr>
+        <w:t xml:space="preserve"> estavam esperando que o </w:t>
+      </w:r>
+      <w:hyperlink r:id="rId37">
+        <w:r>
+          <w:rPr>
+            <w:lang w:val="pt_PT" w:bidi="pt_PT"/>
+          </w:rPr>
+          <w:rPr>
+            <w:color w:val="0000EE"/>
+            <w:u w:val="single"/>
+          </w:rPr>
+          <w:t>Messias</w:t>
+        </w:r>
+      </w:hyperlink>
+      <w:r>
+        <w:rPr>
+          <w:lang w:val="pt_PT" w:bidi="pt_PT"/>
+        </w:rPr>
+        <w:t xml:space="preserve">, o Rei e </w:t>
+      </w:r>
+      <w:hyperlink r:id="rId38">
+        <w:r>
+          <w:rPr>
+            <w:lang w:val="pt_PT" w:bidi="pt_PT"/>
+          </w:rPr>
+          <w:rPr>
+            <w:color w:val="0000EE"/>
+            <w:u w:val="single"/>
+          </w:rPr>
+          <w:t>Salvador</w:t>
+        </w:r>
+      </w:hyperlink>
+      <w:r>
+        <w:rPr>
+          <w:lang w:val="pt_PT" w:bidi="pt_PT"/>
+        </w:rPr>
+        <w:t xml:space="preserve"> especial que Deus havia prometido enviar, nascesse em Belém.</w:t>
+      </w:r>
+    </w:p>
+    <w:p>
+      <w:pPr/>
+      <w:r>
+        <w:rPr>
+          <w:lang w:val="pt_PT" w:bidi="pt_PT"/>
+        </w:rPr>
+      </w:r>
+      <w:r>
+        <w:rPr>
+          <w:lang w:val="pt_PT" w:bidi="pt_PT"/>
+        </w:rPr>
+        <w:t>Deus cumpriu essa promessa quando Jesus nasceu em Belém.</w:t>
+      </w:r>
+    </w:p>
+    <w:p>
+      <w:pPr/>
+      <w:r>
+        <w:rPr>
+          <w:lang w:val="pt_PT" w:bidi="pt_PT"/>
+        </w:rPr>
+      </w:r>
+      <w:r>
+        <w:rPr>
+          <w:lang w:val="pt_PT" w:bidi="pt_PT"/>
+        </w:rPr>
+        <w:t xml:space="preserve">Belém ficava a alguns quilômetros de distância de </w:t>
+      </w:r>
+      <w:hyperlink r:id="rId39">
+        <w:r>
+          <w:rPr>
+            <w:lang w:val="pt_PT" w:bidi="pt_PT"/>
+          </w:rPr>
+          <w:rPr>
+            <w:color w:val="0000EE"/>
+            <w:u w:val="single"/>
+          </w:rPr>
+          <w:t>Jerusalém</w:t>
+        </w:r>
+      </w:hyperlink>
+      <w:r>
+        <w:rPr>
+          <w:lang w:val="pt_PT" w:bidi="pt_PT"/>
+        </w:rPr>
+        <w:t>, que era a cidade mais importante para os judeus.</w:t>
+      </w:r>
+      <w:r>
+        <w:rPr>
+          <w:lang w:val="pt_PT" w:bidi="pt_PT"/>
+        </w:rPr>
+      </w:r>
+      <w:r>
+        <w:rPr>
+          <w:lang w:val="pt_PT" w:bidi="pt_PT"/>
+        </w:rPr>
+      </w:r>
+    </w:p>
+    <w:p>
+      <w:pPr/>
+      <w:r>
+        <w:rPr>
+          <w:lang w:val="pt_PT" w:bidi="pt_PT"/>
+        </w:rPr>
+      </w:r>
+    </w:p>
+    <w:p>
+      <w:pPr>
+        <w:pStyle w:val="Heading2"/>
+      </w:pPr>
+      <w:r>
+        <w:rPr>
+          <w:lang w:val="pt_PT" w:bidi="pt_PT"/>
+        </w:rPr>
+        <w:t>Belém</w:t>
+      </w:r>
+      <w:r>
+        <w:rPr>
+          <w:lang w:val="pt_PT" w:bidi="pt_PT"/>
+        </w:rPr>
+      </w:r>
+    </w:p>
+    <w:p>
+      <w:pPr>
+        <w:pStyle w:val="Heading4"/>
+      </w:pPr>
+      <w:r>
+        <w:rPr>
+          <w:lang w:val="pt_PT" w:bidi="pt_PT"/>
+        </w:rPr>
+        <w:t>Audio Content</w:t>
+      </w:r>
+      <w:r>
+        <w:rPr>
+          <w:lang w:val="pt_PT" w:bidi="pt_PT"/>
+        </w:rPr>
+      </w:r>
+    </w:p>
+    <w:p>
+      <w:pPr/>
+      <w:r>
+        <w:rPr>
+          <w:lang w:val="pt_PT" w:bidi="pt_PT"/>
+        </w:rPr>
+      </w:r>
+      <w:hyperlink r:id="rId18">
+        <w:r>
+          <w:rPr>
+            <w:lang w:val="pt_PT" w:bidi="pt_PT"/>
+          </w:rPr>
+          <w:rPr>
+            <w:color w:val="0000EE"/>
+            <w:u w:val="single"/>
+          </w:rPr>
+          <w:t>mp3 file</w:t>
+        </w:r>
+      </w:hyperlink>
+      <w:r>
+        <w:rPr>
+          <w:lang w:val="pt_PT" w:bidi="pt_PT"/>
+        </w:rPr>
+        <w:t xml:space="preserve"> (None KB)</w:t>
+      </w:r>
+      <w:r>
+        <w:rPr>
+          <w:lang w:val="pt_PT" w:bidi="pt_PT"/>
+        </w:rPr>
+      </w:r>
+      <w:r>
+        <w:rPr>
+          <w:lang w:val="pt_PT" w:bidi="pt_PT"/>
+        </w:rPr>
+      </w:r>
+    </w:p>
+    <w:p>
+      <w:pPr/>
+      <w:r>
+        <w:rPr>
+          <w:lang w:val="pt_PT" w:bidi="pt_PT"/>
+        </w:rPr>
+      </w:r>
+    </w:p>
+    <w:p>
+      <w:pPr>
+        <w:pStyle w:val="Heading2"/>
+      </w:pPr>
+      <w:r>
+        <w:rPr>
+          <w:lang w:val="pt_PT" w:bidi="pt_PT"/>
+        </w:rPr>
         <w:t>Betsaida</w:t>
       </w:r>
       <w:r>
@@ -775,60 +1423,90 @@
         </w:rPr>
         <w:t xml:space="preserve"> é uma aldeia na província da </w:t>
       </w:r>
-      <w:r>
-        <w:rPr>
-          <w:lang w:val="pt_PT" w:bidi="pt_PT"/>
-        </w:rPr>
-        <w:t>Galileia</w:t>
-      </w:r>
+      <w:hyperlink r:id="rId40">
+        <w:r>
+          <w:rPr>
+            <w:lang w:val="pt_PT" w:bidi="pt_PT"/>
+          </w:rPr>
+          <w:rPr>
+            <w:color w:val="0000EE"/>
+            <w:u w:val="single"/>
+          </w:rPr>
+          <w:t>Galileia</w:t>
+        </w:r>
+      </w:hyperlink>
       <w:r>
         <w:rPr>
           <w:lang w:val="pt_PT" w:bidi="pt_PT"/>
         </w:rPr>
         <w:t xml:space="preserve">. Ficava provavelmente perto da cidade de </w:t>
       </w:r>
-      <w:r>
-        <w:rPr>
-          <w:lang w:val="pt_PT" w:bidi="pt_PT"/>
-        </w:rPr>
-        <w:t>Cafarnaum</w:t>
-      </w:r>
+      <w:hyperlink r:id="rId41">
+        <w:r>
+          <w:rPr>
+            <w:lang w:val="pt_PT" w:bidi="pt_PT"/>
+          </w:rPr>
+          <w:rPr>
+            <w:color w:val="0000EE"/>
+            <w:u w:val="single"/>
+          </w:rPr>
+          <w:t>Cafarnaum</w:t>
+        </w:r>
+      </w:hyperlink>
       <w:r>
         <w:rPr>
           <w:lang w:val="pt_PT" w:bidi="pt_PT"/>
         </w:rPr>
         <w:t xml:space="preserve">, porque </w:t>
       </w:r>
-      <w:r>
-        <w:rPr>
-          <w:lang w:val="pt_PT" w:bidi="pt_PT"/>
-        </w:rPr>
-        <w:t>João</w:t>
-      </w:r>
+      <w:hyperlink r:id="rId42">
+        <w:r>
+          <w:rPr>
+            <w:lang w:val="pt_PT" w:bidi="pt_PT"/>
+          </w:rPr>
+          <w:rPr>
+            <w:color w:val="0000EE"/>
+            <w:u w:val="single"/>
+          </w:rPr>
+          <w:t>João</w:t>
+        </w:r>
+      </w:hyperlink>
       <w:r>
         <w:rPr>
           <w:lang w:val="pt_PT" w:bidi="pt_PT"/>
         </w:rPr>
         <w:t xml:space="preserve"> nos diz que os </w:t>
       </w:r>
-      <w:r>
-        <w:rPr>
-          <w:lang w:val="pt_PT" w:bidi="pt_PT"/>
-        </w:rPr>
-        <w:t>discípulos</w:t>
-      </w:r>
+      <w:hyperlink r:id="rId15">
+        <w:r>
+          <w:rPr>
+            <w:lang w:val="pt_PT" w:bidi="pt_PT"/>
+          </w:rPr>
+          <w:rPr>
+            <w:color w:val="0000EE"/>
+            <w:u w:val="single"/>
+          </w:rPr>
+          <w:t>discípulos</w:t>
+        </w:r>
+      </w:hyperlink>
       <w:r>
         <w:rPr>
           <w:lang w:val="pt_PT" w:bidi="pt_PT"/>
         </w:rPr>
         <w:t xml:space="preserve"> de Jesus, André e Pedro vieram de Betsaida, mas Marcos nos diz que eles viviam em Cafarnaum. A aldeia ficava perto do </w:t>
       </w:r>
-      <w:r>
-        <w:rPr>
-          <w:lang w:val="pt_PT" w:bidi="pt_PT"/>
-        </w:rPr>
-        <w:t>Mar da Galileia</w:t>
-      </w:r>
+      <w:hyperlink r:id="rId16">
+        <w:r>
+          <w:rPr>
+            <w:lang w:val="pt_PT" w:bidi="pt_PT"/>
+          </w:rPr>
+          <w:rPr>
+            <w:color w:val="0000EE"/>
+            <w:u w:val="single"/>
+          </w:rPr>
+          <w:t>Mar da Galileia</w:t>
+        </w:r>
+      </w:hyperlink>
       <w:r>
         <w:rPr>
           <w:lang w:val="pt_PT" w:bidi="pt_PT"/>
@@ -862,6 +1540,82 @@
         <w:rPr>
           <w:lang w:val="pt_PT" w:bidi="pt_PT"/>
         </w:rPr>
+        <w:t>Betsaida</w:t>
+      </w:r>
+      <w:r>
+        <w:rPr>
+          <w:lang w:val="pt_PT" w:bidi="pt_PT"/>
+        </w:rPr>
+      </w:r>
+    </w:p>
+    <w:p>
+      <w:pPr>
+        <w:pStyle w:val="Heading4"/>
+      </w:pPr>
+      <w:r>
+        <w:rPr>
+          <w:lang w:val="pt_PT" w:bidi="pt_PT"/>
+        </w:rPr>
+        <w:t>Audio Content</w:t>
+      </w:r>
+      <w:r>
+        <w:rPr>
+          <w:lang w:val="pt_PT" w:bidi="pt_PT"/>
+        </w:rPr>
+      </w:r>
+    </w:p>
+    <w:p>
+      <w:pPr/>
+      <w:r>
+        <w:rPr>
+          <w:lang w:val="pt_PT" w:bidi="pt_PT"/>
+        </w:rPr>
+      </w:r>
+      <w:hyperlink r:id="rId18">
+        <w:r>
+          <w:rPr>
+            <w:lang w:val="pt_PT" w:bidi="pt_PT"/>
+          </w:rPr>
+          <w:rPr>
+            <w:color w:val="0000EE"/>
+            <w:u w:val="single"/>
+          </w:rPr>
+          <w:t>mp3 file</w:t>
+        </w:r>
+      </w:hyperlink>
+      <w:r>
+        <w:rPr>
+          <w:lang w:val="pt_PT" w:bidi="pt_PT"/>
+        </w:rPr>
+        <w:t xml:space="preserve"> (None KB)</w:t>
+      </w:r>
+      <w:r>
+        <w:rPr>
+          <w:lang w:val="pt_PT" w:bidi="pt_PT"/>
+        </w:rPr>
+      </w:r>
+      <w:r>
+        <w:rPr>
+          <w:lang w:val="pt_PT" w:bidi="pt_PT"/>
+        </w:rPr>
+      </w:r>
+    </w:p>
+    <w:p>
+      <w:pPr/>
+      <w:r>
+        <w:rPr>
+          <w:lang w:val="pt_PT" w:bidi="pt_PT"/>
+        </w:rPr>
+      </w:r>
+    </w:p>
+    <w:p>
+      <w:pPr>
+        <w:pStyle w:val="Heading2"/>
+      </w:pPr>
+      <w:r>
+        <w:rPr>
+          <w:lang w:val="pt_PT" w:bidi="pt_PT"/>
+        </w:rPr>
         <w:t>blasfêmia</w:t>
       </w:r>
       <w:r>
@@ -890,24 +1644,36 @@
         </w:rPr>
         <w:t xml:space="preserve"> alguém significa falar </w:t>
       </w:r>
-      <w:r>
-        <w:rPr>
-          <w:lang w:val="pt_PT" w:bidi="pt_PT"/>
-        </w:rPr>
-        <w:t>mal</w:t>
-      </w:r>
+      <w:hyperlink r:id="rId43">
+        <w:r>
+          <w:rPr>
+            <w:lang w:val="pt_PT" w:bidi="pt_PT"/>
+          </w:rPr>
+          <w:rPr>
+            <w:color w:val="0000EE"/>
+            <w:u w:val="single"/>
+          </w:rPr>
+          <w:t>mal</w:t>
+        </w:r>
+      </w:hyperlink>
       <w:r>
         <w:rPr>
           <w:lang w:val="pt_PT" w:bidi="pt_PT"/>
         </w:rPr>
         <w:t xml:space="preserve"> de uma pessoa e insultar alguém. Uma pessoa que </w:t>
       </w:r>
-      <w:r>
-        <w:rPr>
-          <w:lang w:val="pt_PT" w:bidi="pt_PT"/>
-        </w:rPr>
-        <w:t>amaldiçoa</w:t>
-      </w:r>
+      <w:hyperlink r:id="rId44">
+        <w:r>
+          <w:rPr>
+            <w:lang w:val="pt_PT" w:bidi="pt_PT"/>
+          </w:rPr>
+          <w:rPr>
+            <w:color w:val="0000EE"/>
+            <w:u w:val="single"/>
+          </w:rPr>
+          <w:t>amaldiçoa</w:t>
+        </w:r>
+      </w:hyperlink>
       <w:r>
         <w:rPr>
           <w:lang w:val="pt_PT" w:bidi="pt_PT"/>
@@ -941,6 +1707,82 @@
         <w:rPr>
           <w:lang w:val="pt_PT" w:bidi="pt_PT"/>
         </w:rPr>
+        <w:t>blasfêmia</w:t>
+      </w:r>
+      <w:r>
+        <w:rPr>
+          <w:lang w:val="pt_PT" w:bidi="pt_PT"/>
+        </w:rPr>
+      </w:r>
+    </w:p>
+    <w:p>
+      <w:pPr>
+        <w:pStyle w:val="Heading4"/>
+      </w:pPr>
+      <w:r>
+        <w:rPr>
+          <w:lang w:val="pt_PT" w:bidi="pt_PT"/>
+        </w:rPr>
+        <w:t>Audio Content</w:t>
+      </w:r>
+      <w:r>
+        <w:rPr>
+          <w:lang w:val="pt_PT" w:bidi="pt_PT"/>
+        </w:rPr>
+      </w:r>
+    </w:p>
+    <w:p>
+      <w:pPr/>
+      <w:r>
+        <w:rPr>
+          <w:lang w:val="pt_PT" w:bidi="pt_PT"/>
+        </w:rPr>
+      </w:r>
+      <w:hyperlink r:id="rId18">
+        <w:r>
+          <w:rPr>
+            <w:lang w:val="pt_PT" w:bidi="pt_PT"/>
+          </w:rPr>
+          <w:rPr>
+            <w:color w:val="0000EE"/>
+            <w:u w:val="single"/>
+          </w:rPr>
+          <w:t>mp3 file</w:t>
+        </w:r>
+      </w:hyperlink>
+      <w:r>
+        <w:rPr>
+          <w:lang w:val="pt_PT" w:bidi="pt_PT"/>
+        </w:rPr>
+        <w:t xml:space="preserve"> (None KB)</w:t>
+      </w:r>
+      <w:r>
+        <w:rPr>
+          <w:lang w:val="pt_PT" w:bidi="pt_PT"/>
+        </w:rPr>
+      </w:r>
+      <w:r>
+        <w:rPr>
+          <w:lang w:val="pt_PT" w:bidi="pt_PT"/>
+        </w:rPr>
+      </w:r>
+    </w:p>
+    <w:p>
+      <w:pPr/>
+      <w:r>
+        <w:rPr>
+          <w:lang w:val="pt_PT" w:bidi="pt_PT"/>
+        </w:rPr>
+      </w:r>
+    </w:p>
+    <w:p>
+      <w:pPr>
+        <w:pStyle w:val="Heading2"/>
+      </w:pPr>
+      <w:r>
+        <w:rPr>
+          <w:lang w:val="pt_PT" w:bidi="pt_PT"/>
+        </w:rPr>
         <w:t>boas novas</w:t>
       </w:r>
       <w:r>
@@ -975,12 +1817,18 @@
         </w:rPr>
         <w:t xml:space="preserve"> é uma tradução de uma palavra </w:t>
       </w:r>
-      <w:r>
-        <w:rPr>
-          <w:lang w:val="pt_PT" w:bidi="pt_PT"/>
-        </w:rPr>
-        <w:t>grega</w:t>
-      </w:r>
+      <w:hyperlink r:id="rId31">
+        <w:r>
+          <w:rPr>
+            <w:lang w:val="pt_PT" w:bidi="pt_PT"/>
+          </w:rPr>
+          <w:rPr>
+            <w:color w:val="0000EE"/>
+            <w:u w:val="single"/>
+          </w:rPr>
+          <w:t>grega</w:t>
+        </w:r>
+      </w:hyperlink>
       <w:r>
         <w:rPr>
           <w:lang w:val="pt_PT" w:bidi="pt_PT"/>
@@ -1000,12 +1848,18 @@
         </w:rPr>
         <w:t xml:space="preserve"> na Bíblia são que Deus criou uma maneira de salvar as pessoas. No Novo Testamento, fica claro que a maneira como Deus salva seu povo é por meio da morte e </w:t>
       </w:r>
-      <w:r>
-        <w:rPr>
-          <w:lang w:val="pt_PT" w:bidi="pt_PT"/>
-        </w:rPr>
-        <w:t>ressurreição</w:t>
-      </w:r>
+      <w:hyperlink r:id="rId45">
+        <w:r>
+          <w:rPr>
+            <w:lang w:val="pt_PT" w:bidi="pt_PT"/>
+          </w:rPr>
+          <w:rPr>
+            <w:color w:val="0000EE"/>
+            <w:u w:val="single"/>
+          </w:rPr>
+          <w:t>ressurreição</w:t>
+        </w:r>
+      </w:hyperlink>
       <w:r>
         <w:rPr>
           <w:lang w:val="pt_PT" w:bidi="pt_PT"/>
@@ -1026,12 +1880,18 @@
         </w:rPr>
         <w:t xml:space="preserve">Na parte da Bíblia que fala sobre a vida de Jesus — os livros de Mateus, Marcos, Lucas e João — às vezes também ouvimos sobre o evangelho, ou sobre as “boas novas do reino”. Naquele tempo, Jesus ainda não havia morrido para salvar o povo. As boas novas aqui significam que o </w:t>
       </w:r>
-      <w:r>
-        <w:rPr>
-          <w:lang w:val="pt_PT" w:bidi="pt_PT"/>
-        </w:rPr>
-        <w:t>Reino de Deus</w:t>
-      </w:r>
+      <w:hyperlink r:id="rId46">
+        <w:r>
+          <w:rPr>
+            <w:lang w:val="pt_PT" w:bidi="pt_PT"/>
+          </w:rPr>
+          <w:rPr>
+            <w:color w:val="0000EE"/>
+            <w:u w:val="single"/>
+          </w:rPr>
+          <w:t>Reino de Deus</w:t>
+        </w:r>
+      </w:hyperlink>
       <w:r>
         <w:rPr>
           <w:lang w:val="pt_PT" w:bidi="pt_PT"/>
@@ -1052,12 +1912,18 @@
         </w:rPr>
         <w:t xml:space="preserve">Na </w:t>
       </w:r>
-      <w:r>
-        <w:rPr>
-          <w:lang w:val="pt_PT" w:bidi="pt_PT"/>
-        </w:rPr>
-        <w:t>igreja</w:t>
-      </w:r>
+      <w:hyperlink r:id="rId47">
+        <w:r>
+          <w:rPr>
+            <w:lang w:val="pt_PT" w:bidi="pt_PT"/>
+          </w:rPr>
+          <w:rPr>
+            <w:color w:val="0000EE"/>
+            <w:u w:val="single"/>
+          </w:rPr>
+          <w:t>igreja</w:t>
+        </w:r>
+      </w:hyperlink>
       <w:r>
         <w:rPr>
           <w:lang w:val="pt_PT" w:bidi="pt_PT"/>
@@ -1091,6 +1957,82 @@
         <w:rPr>
           <w:lang w:val="pt_PT" w:bidi="pt_PT"/>
         </w:rPr>
+        <w:t>boas novas</w:t>
+      </w:r>
+      <w:r>
+        <w:rPr>
+          <w:lang w:val="pt_PT" w:bidi="pt_PT"/>
+        </w:rPr>
+      </w:r>
+    </w:p>
+    <w:p>
+      <w:pPr>
+        <w:pStyle w:val="Heading4"/>
+      </w:pPr>
+      <w:r>
+        <w:rPr>
+          <w:lang w:val="pt_PT" w:bidi="pt_PT"/>
+        </w:rPr>
+        <w:t>Audio Content</w:t>
+      </w:r>
+      <w:r>
+        <w:rPr>
+          <w:lang w:val="pt_PT" w:bidi="pt_PT"/>
+        </w:rPr>
+      </w:r>
+    </w:p>
+    <w:p>
+      <w:pPr/>
+      <w:r>
+        <w:rPr>
+          <w:lang w:val="pt_PT" w:bidi="pt_PT"/>
+        </w:rPr>
+      </w:r>
+      <w:hyperlink r:id="rId18">
+        <w:r>
+          <w:rPr>
+            <w:lang w:val="pt_PT" w:bidi="pt_PT"/>
+          </w:rPr>
+          <w:rPr>
+            <w:color w:val="0000EE"/>
+            <w:u w:val="single"/>
+          </w:rPr>
+          <w:t>mp3 file</w:t>
+        </w:r>
+      </w:hyperlink>
+      <w:r>
+        <w:rPr>
+          <w:lang w:val="pt_PT" w:bidi="pt_PT"/>
+        </w:rPr>
+        <w:t xml:space="preserve"> (None KB)</w:t>
+      </w:r>
+      <w:r>
+        <w:rPr>
+          <w:lang w:val="pt_PT" w:bidi="pt_PT"/>
+        </w:rPr>
+      </w:r>
+      <w:r>
+        <w:rPr>
+          <w:lang w:val="pt_PT" w:bidi="pt_PT"/>
+        </w:rPr>
+      </w:r>
+    </w:p>
+    <w:p>
+      <w:pPr/>
+      <w:r>
+        <w:rPr>
+          <w:lang w:val="pt_PT" w:bidi="pt_PT"/>
+        </w:rPr>
+      </w:r>
+    </w:p>
+    <w:p>
+      <w:pPr>
+        <w:pStyle w:val="Heading2"/>
+      </w:pPr>
+      <w:r>
+        <w:rPr>
+          <w:lang w:val="pt_PT" w:bidi="pt_PT"/>
+        </w:rPr>
         <w:t>burro</w:t>
       </w:r>
       <w:r>
@@ -1124,6 +2066,82 @@
           <w:lang w:val="pt_PT" w:bidi="pt_PT"/>
         </w:rPr>
         <w:t xml:space="preserve"> é um animal que é grande o suficiente para carregar cargas pesadas ou pessoas. As pessoas mantinham burros (ou jumentos) para ajudá-las a trabalhar em seus campos ou para carregar fardos. Um burro era considerado um animal de paz, em contraste com um cavalo, que é um animal maior que os soldados cavalgavam quando eles estavam batalhando na guerra.</w:t>
+      </w:r>
+      <w:r>
+        <w:rPr>
+          <w:lang w:val="pt_PT" w:bidi="pt_PT"/>
+        </w:rPr>
+      </w:r>
+      <w:r>
+        <w:rPr>
+          <w:lang w:val="pt_PT" w:bidi="pt_PT"/>
+        </w:rPr>
+      </w:r>
+    </w:p>
+    <w:p>
+      <w:pPr/>
+      <w:r>
+        <w:rPr>
+          <w:lang w:val="pt_PT" w:bidi="pt_PT"/>
+        </w:rPr>
+      </w:r>
+    </w:p>
+    <w:p>
+      <w:pPr>
+        <w:pStyle w:val="Heading2"/>
+      </w:pPr>
+      <w:r>
+        <w:rPr>
+          <w:lang w:val="pt_PT" w:bidi="pt_PT"/>
+        </w:rPr>
+        <w:t>burro</w:t>
+      </w:r>
+      <w:r>
+        <w:rPr>
+          <w:lang w:val="pt_PT" w:bidi="pt_PT"/>
+        </w:rPr>
+      </w:r>
+    </w:p>
+    <w:p>
+      <w:pPr>
+        <w:pStyle w:val="Heading4"/>
+      </w:pPr>
+      <w:r>
+        <w:rPr>
+          <w:lang w:val="pt_PT" w:bidi="pt_PT"/>
+        </w:rPr>
+        <w:t>Audio Content</w:t>
+      </w:r>
+      <w:r>
+        <w:rPr>
+          <w:lang w:val="pt_PT" w:bidi="pt_PT"/>
+        </w:rPr>
+      </w:r>
+    </w:p>
+    <w:p>
+      <w:pPr/>
+      <w:r>
+        <w:rPr>
+          <w:lang w:val="pt_PT" w:bidi="pt_PT"/>
+        </w:rPr>
+      </w:r>
+      <w:hyperlink r:id="rId18">
+        <w:r>
+          <w:rPr>
+            <w:lang w:val="pt_PT" w:bidi="pt_PT"/>
+          </w:rPr>
+          <w:rPr>
+            <w:color w:val="0000EE"/>
+            <w:u w:val="single"/>
+          </w:rPr>
+          <w:t>mp3 file</w:t>
+        </w:r>
+      </w:hyperlink>
+      <w:r>
+        <w:rPr>
+          <w:lang w:val="pt_PT" w:bidi="pt_PT"/>
+        </w:rPr>
+        <w:t xml:space="preserve"> (None KB)</w:t>
       </w:r>
       <w:r>
         <w:rPr>

--- a/por/docx/002.content.docx
+++ b/por/docx/002.content.docx
@@ -39,80 +39,37 @@
           <w:b/>
           <w:lang w:val="pt_PT" w:bidi="pt_PT"/>
         </w:rPr>
-        <w:t>Familiarization, Internalization, Articulation (Fia) Terms</w:t>
-      </w:r>
-      <w:r>
-        <w:rPr>
-          <w:lang w:val="pt_PT" w:bidi="pt_PT"/>
-        </w:rPr>
-        <w:t xml:space="preserve"> (Portuguese) is based on: </w:t>
-      </w:r>
-      <w:r>
-        <w:rPr>
-          <w:lang w:val="pt_PT" w:bidi="pt_PT"/>
-        </w:rPr>
-        <w:t>Familiarization, Internalization, Articulation (Fia) Terms</w:t>
-      </w:r>
-      <w:r>
-        <w:rPr>
-          <w:lang w:val="pt_PT" w:bidi="pt_PT"/>
-        </w:rPr>
-        <w:t xml:space="preserve">, </w:t>
-      </w:r>
-      <w:hyperlink r:id="rId13">
-        <w:r>
-          <w:rPr>
-            <w:lang w:val="pt_PT" w:bidi="pt_PT"/>
-          </w:rPr>
-          <w:rPr>
-            <w:color w:val="0000EE"/>
-            <w:u w:val="single"/>
-          </w:rPr>
-          <w:t>SRV Partners</w:t>
-        </w:r>
-      </w:hyperlink>
-      <w:r>
-        <w:rPr>
-          <w:lang w:val="pt_PT" w:bidi="pt_PT"/>
-        </w:rPr>
-        <w:t xml:space="preserve">, 2023, which is licensed under a </w:t>
-      </w:r>
-      <w:hyperlink r:id="rId14">
-        <w:r>
-          <w:rPr>
-            <w:lang w:val="pt_PT" w:bidi="pt_PT"/>
-          </w:rPr>
-          <w:rPr>
-            <w:color w:val="0000EE"/>
-            <w:u w:val="single"/>
-          </w:rPr>
-          <w:t>CC BY-SA 4.0 license</w:t>
-        </w:r>
-      </w:hyperlink>
-      <w:r>
-        <w:rPr>
-          <w:lang w:val="pt_PT" w:bidi="pt_PT"/>
-        </w:rPr>
-        <w:t>.</w:t>
-      </w:r>
-      <w:r>
-        <w:rPr>
-          <w:lang w:val="pt_PT" w:bidi="pt_PT"/>
-        </w:rPr>
-      </w:r>
-    </w:p>
-    <w:p>
-      <w:pPr/>
-      <w:r>
-        <w:rPr>
-          <w:lang w:val="pt_PT" w:bidi="pt_PT"/>
-        </w:rPr>
-      </w:r>
-      <w:r>
-        <w:rPr>
-          <w:lang w:val="pt_PT" w:bidi="pt_PT"/>
-        </w:rPr>
-        <w:t>This PDF version is provided under the same license.</w:t>
+        <w:t>Familiarization, Internalization, Articulation (FIA) Key Terms</w:t>
+      </w:r>
+      <w:r>
+        <w:rPr>
+          <w:lang w:val="pt_PT" w:bidi="pt_PT"/>
+        </w:rPr>
+        <w:t xml:space="preserve"> © 2023 SRV Partners Released under CC BY-SA 4.0 license. </w:t>
+      </w:r>
+      <w:r>
+        <w:rPr>
+          <w:lang w:val="pt_PT" w:bidi="pt_PT"/>
+        </w:rPr>
+        <w:t>Familiarization, Internalization, Articulation (FIA) Key Terms</w:t>
+      </w:r>
+      <w:r>
+        <w:rPr>
+          <w:lang w:val="pt_PT" w:bidi="pt_PT"/>
+        </w:rPr>
+        <w:t xml:space="preserve"> has been adapted in the following languages Tok Pisin, عربي, Français, हिंदी, Bahasa Indonesia, Português, Русский, Español, Kiswahili, 简体中文 from </w:t>
+      </w:r>
+      <w:r>
+        <w:rPr>
+          <w:lang w:val="pt_PT" w:bidi="pt_PT"/>
+        </w:rPr>
+        <w:t>Familiarization, Internalization, Articulation (FIA)</w:t>
+      </w:r>
+      <w:r>
+        <w:rPr>
+          <w:lang w:val="pt_PT" w:bidi="pt_PT"/>
+        </w:rPr>
+        <w:t xml:space="preserve"> © 2023 SRV Partners. Released under CC BY-SA 4.0 license by Mission Mutual</w:t>
       </w:r>
       <w:r>
         <w:rPr>
@@ -295,7 +252,7 @@
         </w:rPr>
         <w:t xml:space="preserve">Jesus e seus </w:t>
       </w:r>
-      <w:hyperlink r:id="rId15">
+      <w:hyperlink r:id="rId13">
         <w:r>
           <w:rPr>
             <w:lang w:val="pt_PT" w:bidi="pt_PT"/>
@@ -313,7 +270,7 @@
         </w:rPr>
         <w:t xml:space="preserve"> muitas vezes viajavam de barco pelo </w:t>
       </w:r>
-      <w:hyperlink r:id="rId16">
+      <w:hyperlink r:id="rId14">
         <w:r>
           <w:rPr>
             <w:lang w:val="pt_PT" w:bidi="pt_PT"/>
@@ -359,7 +316,7 @@
         </w:rPr>
         <w:t xml:space="preserve">Um barco tem um pedaço de madeira pequeno e móvel preso a ele, que é chamado de leme. Isso permite que as pessoas façam o barco ir na direção que elas querem. </w:t>
       </w:r>
-      <w:hyperlink r:id="rId17">
+      <w:hyperlink r:id="rId15">
         <w:r>
           <w:rPr>
             <w:lang w:val="pt_PT" w:bidi="pt_PT"/>
@@ -463,7 +420,7 @@
           <w:lang w:val="pt_PT" w:bidi="pt_PT"/>
         </w:rPr>
       </w:r>
-      <w:hyperlink r:id="rId18">
+      <w:hyperlink r:id="rId16">
         <w:r>
           <w:rPr>
             <w:lang w:val="pt_PT" w:bidi="pt_PT"/>
@@ -550,7 +507,7 @@
         </w:rPr>
         <w:t xml:space="preserve">A palavra tem um significado religioso especial. No Antigo Testamento, os </w:t>
       </w:r>
-      <w:hyperlink r:id="rId19">
+      <w:hyperlink r:id="rId17">
         <w:r>
           <w:rPr>
             <w:lang w:val="pt_PT" w:bidi="pt_PT"/>
@@ -568,7 +525,7 @@
         </w:rPr>
         <w:t xml:space="preserve"> </w:t>
       </w:r>
-      <w:hyperlink r:id="rId20">
+      <w:hyperlink r:id="rId18">
         <w:r>
           <w:rPr>
             <w:lang w:val="pt_PT" w:bidi="pt_PT"/>
@@ -586,7 +543,7 @@
         </w:rPr>
         <w:t xml:space="preserve"> se batizariam antes de fazer seu trabalho no </w:t>
       </w:r>
-      <w:hyperlink r:id="rId21">
+      <w:hyperlink r:id="rId19">
         <w:r>
           <w:rPr>
             <w:lang w:val="pt_PT" w:bidi="pt_PT"/>
@@ -604,7 +561,7 @@
         </w:rPr>
         <w:t xml:space="preserve"> de Deus. Isso os tornava “</w:t>
       </w:r>
-      <w:hyperlink r:id="rId22">
+      <w:hyperlink r:id="rId20">
         <w:r>
           <w:rPr>
             <w:lang w:val="pt_PT" w:bidi="pt_PT"/>
@@ -650,7 +607,7 @@
         </w:rPr>
         <w:t xml:space="preserve">Quando </w:t>
       </w:r>
-      <w:hyperlink r:id="rId23">
+      <w:hyperlink r:id="rId21">
         <w:r>
           <w:rPr>
             <w:lang w:val="pt_PT" w:bidi="pt_PT"/>
@@ -668,7 +625,7 @@
         </w:rPr>
         <w:t xml:space="preserve">, veio, ele fez algo novo dizendo a todo o povo que eles deveriam ser batizados. Ter nascido como judeu não era suficiente para ser parte do povo de Deus! Todas as pessoas precisavam se </w:t>
       </w:r>
-      <w:hyperlink r:id="rId24">
+      <w:hyperlink r:id="rId22">
         <w:r>
           <w:rPr>
             <w:lang w:val="pt_PT" w:bidi="pt_PT"/>
@@ -700,7 +657,7 @@
         </w:rPr>
         <w:t xml:space="preserve">Pouco antes de Jesus voltar para o </w:t>
       </w:r>
-      <w:hyperlink r:id="rId25">
+      <w:hyperlink r:id="rId23">
         <w:r>
           <w:rPr>
             <w:lang w:val="pt_PT" w:bidi="pt_PT"/>
@@ -718,7 +675,7 @@
         </w:rPr>
         <w:t xml:space="preserve">, ele disse a seus </w:t>
       </w:r>
-      <w:hyperlink r:id="rId15">
+      <w:hyperlink r:id="rId13">
         <w:r>
           <w:rPr>
             <w:lang w:val="pt_PT" w:bidi="pt_PT"/>
@@ -736,7 +693,7 @@
         </w:rPr>
         <w:t xml:space="preserve"> para ir e dizer às pessoas em todos os lugares que Jesus tem toda a </w:t>
       </w:r>
-      <w:hyperlink r:id="rId26">
+      <w:hyperlink r:id="rId24">
         <w:r>
           <w:rPr>
             <w:lang w:val="pt_PT" w:bidi="pt_PT"/>
@@ -754,7 +711,7 @@
         </w:rPr>
         <w:t xml:space="preserve">. Jesus disse a eles para tornar todas as pessoas em discípulos de Jesus, e para batizá-los em nome do Pai, do Filho e do </w:t>
       </w:r>
-      <w:hyperlink r:id="rId27">
+      <w:hyperlink r:id="rId25">
         <w:r>
           <w:rPr>
             <w:lang w:val="pt_PT" w:bidi="pt_PT"/>
@@ -786,7 +743,7 @@
         </w:rPr>
         <w:t xml:space="preserve">E assim, a partir daquele momento em diante, vemos que assim que as pessoas começavam a </w:t>
       </w:r>
-      <w:hyperlink r:id="rId28">
+      <w:hyperlink r:id="rId26">
         <w:r>
           <w:rPr>
             <w:lang w:val="pt_PT" w:bidi="pt_PT"/>
@@ -804,7 +761,7 @@
         </w:rPr>
         <w:t xml:space="preserve"> em Jesus elas eram batizadas. Esse batismo era um sinal de seu arrependimento e necessidade de </w:t>
       </w:r>
-      <w:hyperlink r:id="rId29">
+      <w:hyperlink r:id="rId27">
         <w:r>
           <w:rPr>
             <w:lang w:val="pt_PT" w:bidi="pt_PT"/>
@@ -836,7 +793,7 @@
         </w:rPr>
         <w:t xml:space="preserve">Paulo, em suas cartas, explica que quando tomamos o batismo é como se morrêssemos e nos tornássemos vivos novamente. Morremos afundando na água, e nos tornamos vivos novamente saindo da água. Esse é um símbolo mostrando que nossa antiga vida está morta. Agora temos uma nova vida porque pertencemos a Jesus. Jesus morreu por nós, e se tornou vivo novamente. Quando somos batizados, aceitamos que Jesus morreu em nosso lugar, e que somos um povo novo porque Deus nos perdoou. Assim como a água limpa nossos corpos da sujeira, Jesus nos “purificou” de nossos </w:t>
       </w:r>
-      <w:hyperlink r:id="rId30">
+      <w:hyperlink r:id="rId28">
         <w:r>
           <w:rPr>
             <w:lang w:val="pt_PT" w:bidi="pt_PT"/>
@@ -897,7 +854,7 @@
         </w:rPr>
         <w:t xml:space="preserve">A palavra batismo, e batizar alguém, pode ser difícil de traduzir. Muitas pessoas usam uma palavra que soa como a palavra </w:t>
       </w:r>
-      <w:hyperlink r:id="rId31">
+      <w:hyperlink r:id="rId29">
         <w:r>
           <w:rPr>
             <w:lang w:val="pt_PT" w:bidi="pt_PT"/>
@@ -915,7 +872,7 @@
         </w:rPr>
         <w:t xml:space="preserve"> “baptizo”. Novos </w:t>
       </w:r>
-      <w:hyperlink r:id="rId32">
+      <w:hyperlink r:id="rId30">
         <w:r>
           <w:rPr>
             <w:lang w:val="pt_PT" w:bidi="pt_PT"/>
@@ -1005,7 +962,7 @@
           <w:lang w:val="pt_PT" w:bidi="pt_PT"/>
         </w:rPr>
       </w:r>
-      <w:hyperlink r:id="rId18">
+      <w:hyperlink r:id="rId16">
         <w:r>
           <w:rPr>
             <w:lang w:val="pt_PT" w:bidi="pt_PT"/>
@@ -1092,7 +1049,7 @@
         </w:rPr>
         <w:t xml:space="preserve">Belém era uma pequena aldeia em </w:t>
       </w:r>
-      <w:hyperlink r:id="rId33">
+      <w:hyperlink r:id="rId31">
         <w:r>
           <w:rPr>
             <w:lang w:val="pt_PT" w:bidi="pt_PT"/>
@@ -1110,7 +1067,7 @@
         </w:rPr>
         <w:t xml:space="preserve">. O nome Belém significa “casa do pão”. No Antigo Testamento, os eventos no livro de Rute aconteceram em Belém. Rute era uma mulher moabita, então ela não era uma </w:t>
       </w:r>
-      <w:hyperlink r:id="rId34">
+      <w:hyperlink r:id="rId32">
         <w:r>
           <w:rPr>
             <w:lang w:val="pt_PT" w:bidi="pt_PT"/>
@@ -1128,7 +1085,7 @@
         </w:rPr>
         <w:t xml:space="preserve">. O primeiro marido de Rute havia morrido, então Rute veio para viver em Belém com sua sogra israelita. Mais tarde, Rute se casou com um homem israelita de Belém. O bisneto de Rute e de seu marido israelita era </w:t>
       </w:r>
-      <w:hyperlink r:id="rId35">
+      <w:hyperlink r:id="rId33">
         <w:r>
           <w:rPr>
             <w:lang w:val="pt_PT" w:bidi="pt_PT"/>
@@ -1174,7 +1131,7 @@
         </w:rPr>
         <w:t xml:space="preserve">Deus disse mais tarde por meio do profeta </w:t>
       </w:r>
-      <w:hyperlink r:id="rId36">
+      <w:hyperlink r:id="rId34">
         <w:r>
           <w:rPr>
             <w:lang w:val="pt_PT" w:bidi="pt_PT"/>
@@ -1192,7 +1149,7 @@
         </w:rPr>
         <w:t xml:space="preserve"> que outro governante muito importante nasceria em Belém. Portanto, os </w:t>
       </w:r>
-      <w:hyperlink r:id="rId20">
+      <w:hyperlink r:id="rId18">
         <w:r>
           <w:rPr>
             <w:lang w:val="pt_PT" w:bidi="pt_PT"/>
@@ -1210,7 +1167,7 @@
         </w:rPr>
         <w:t xml:space="preserve"> estavam esperando que o </w:t>
       </w:r>
-      <w:hyperlink r:id="rId37">
+      <w:hyperlink r:id="rId35">
         <w:r>
           <w:rPr>
             <w:lang w:val="pt_PT" w:bidi="pt_PT"/>
@@ -1228,7 +1185,7 @@
         </w:rPr>
         <w:t xml:space="preserve">, o Rei e </w:t>
       </w:r>
-      <w:hyperlink r:id="rId38">
+      <w:hyperlink r:id="rId36">
         <w:r>
           <w:rPr>
             <w:lang w:val="pt_PT" w:bidi="pt_PT"/>
@@ -1274,7 +1231,7 @@
         </w:rPr>
         <w:t xml:space="preserve">Belém ficava a alguns quilômetros de distância de </w:t>
       </w:r>
-      <w:hyperlink r:id="rId39">
+      <w:hyperlink r:id="rId37">
         <w:r>
           <w:rPr>
             <w:lang w:val="pt_PT" w:bidi="pt_PT"/>
@@ -1350,7 +1307,7 @@
           <w:lang w:val="pt_PT" w:bidi="pt_PT"/>
         </w:rPr>
       </w:r>
-      <w:hyperlink r:id="rId18">
+      <w:hyperlink r:id="rId16">
         <w:r>
           <w:rPr>
             <w:lang w:val="pt_PT" w:bidi="pt_PT"/>
@@ -1423,7 +1380,7 @@
         </w:rPr>
         <w:t xml:space="preserve"> é uma aldeia na província da </w:t>
       </w:r>
-      <w:hyperlink r:id="rId40">
+      <w:hyperlink r:id="rId38">
         <w:r>
           <w:rPr>
             <w:lang w:val="pt_PT" w:bidi="pt_PT"/>
@@ -1441,7 +1398,7 @@
         </w:rPr>
         <w:t xml:space="preserve">. Ficava provavelmente perto da cidade de </w:t>
       </w:r>
-      <w:hyperlink r:id="rId41">
+      <w:hyperlink r:id="rId39">
         <w:r>
           <w:rPr>
             <w:lang w:val="pt_PT" w:bidi="pt_PT"/>
@@ -1459,7 +1416,7 @@
         </w:rPr>
         <w:t xml:space="preserve">, porque </w:t>
       </w:r>
-      <w:hyperlink r:id="rId42">
+      <w:hyperlink r:id="rId40">
         <w:r>
           <w:rPr>
             <w:lang w:val="pt_PT" w:bidi="pt_PT"/>
@@ -1477,7 +1434,7 @@
         </w:rPr>
         <w:t xml:space="preserve"> nos diz que os </w:t>
       </w:r>
-      <w:hyperlink r:id="rId15">
+      <w:hyperlink r:id="rId13">
         <w:r>
           <w:rPr>
             <w:lang w:val="pt_PT" w:bidi="pt_PT"/>
@@ -1495,7 +1452,7 @@
         </w:rPr>
         <w:t xml:space="preserve"> de Jesus, André e Pedro vieram de Betsaida, mas Marcos nos diz que eles viviam em Cafarnaum. A aldeia ficava perto do </w:t>
       </w:r>
-      <w:hyperlink r:id="rId16">
+      <w:hyperlink r:id="rId14">
         <w:r>
           <w:rPr>
             <w:lang w:val="pt_PT" w:bidi="pt_PT"/>
@@ -1571,7 +1528,7 @@
           <w:lang w:val="pt_PT" w:bidi="pt_PT"/>
         </w:rPr>
       </w:r>
-      <w:hyperlink r:id="rId18">
+      <w:hyperlink r:id="rId16">
         <w:r>
           <w:rPr>
             <w:lang w:val="pt_PT" w:bidi="pt_PT"/>
@@ -1644,7 +1601,7 @@
         </w:rPr>
         <w:t xml:space="preserve"> alguém significa falar </w:t>
       </w:r>
-      <w:hyperlink r:id="rId43">
+      <w:hyperlink r:id="rId41">
         <w:r>
           <w:rPr>
             <w:lang w:val="pt_PT" w:bidi="pt_PT"/>
@@ -1662,7 +1619,7 @@
         </w:rPr>
         <w:t xml:space="preserve"> de uma pessoa e insultar alguém. Uma pessoa que </w:t>
       </w:r>
-      <w:hyperlink r:id="rId44">
+      <w:hyperlink r:id="rId42">
         <w:r>
           <w:rPr>
             <w:lang w:val="pt_PT" w:bidi="pt_PT"/>
@@ -1738,7 +1695,7 @@
           <w:lang w:val="pt_PT" w:bidi="pt_PT"/>
         </w:rPr>
       </w:r>
-      <w:hyperlink r:id="rId18">
+      <w:hyperlink r:id="rId16">
         <w:r>
           <w:rPr>
             <w:lang w:val="pt_PT" w:bidi="pt_PT"/>
@@ -1817,7 +1774,7 @@
         </w:rPr>
         <w:t xml:space="preserve"> é uma tradução de uma palavra </w:t>
       </w:r>
-      <w:hyperlink r:id="rId31">
+      <w:hyperlink r:id="rId29">
         <w:r>
           <w:rPr>
             <w:lang w:val="pt_PT" w:bidi="pt_PT"/>
@@ -1848,7 +1805,7 @@
         </w:rPr>
         <w:t xml:space="preserve"> na Bíblia são que Deus criou uma maneira de salvar as pessoas. No Novo Testamento, fica claro que a maneira como Deus salva seu povo é por meio da morte e </w:t>
       </w:r>
-      <w:hyperlink r:id="rId45">
+      <w:hyperlink r:id="rId43">
         <w:r>
           <w:rPr>
             <w:lang w:val="pt_PT" w:bidi="pt_PT"/>
@@ -1880,7 +1837,7 @@
         </w:rPr>
         <w:t xml:space="preserve">Na parte da Bíblia que fala sobre a vida de Jesus — os livros de Mateus, Marcos, Lucas e João — às vezes também ouvimos sobre o evangelho, ou sobre as “boas novas do reino”. Naquele tempo, Jesus ainda não havia morrido para salvar o povo. As boas novas aqui significam que o </w:t>
       </w:r>
-      <w:hyperlink r:id="rId46">
+      <w:hyperlink r:id="rId44">
         <w:r>
           <w:rPr>
             <w:lang w:val="pt_PT" w:bidi="pt_PT"/>
@@ -1912,7 +1869,7 @@
         </w:rPr>
         <w:t xml:space="preserve">Na </w:t>
       </w:r>
-      <w:hyperlink r:id="rId47">
+      <w:hyperlink r:id="rId45">
         <w:r>
           <w:rPr>
             <w:lang w:val="pt_PT" w:bidi="pt_PT"/>
@@ -1988,7 +1945,7 @@
           <w:lang w:val="pt_PT" w:bidi="pt_PT"/>
         </w:rPr>
       </w:r>
-      <w:hyperlink r:id="rId18">
+      <w:hyperlink r:id="rId16">
         <w:r>
           <w:rPr>
             <w:lang w:val="pt_PT" w:bidi="pt_PT"/>
@@ -2125,7 +2082,7 @@
           <w:lang w:val="pt_PT" w:bidi="pt_PT"/>
         </w:rPr>
       </w:r>
-      <w:hyperlink r:id="rId18">
+      <w:hyperlink r:id="rId16">
         <w:r>
           <w:rPr>
             <w:lang w:val="pt_PT" w:bidi="pt_PT"/>

--- a/por/docx/002.content.docx
+++ b/por/docx/002.content.docx
@@ -45,7 +45,7 @@
         <w:rPr>
           <w:lang w:val="pt_PT" w:bidi="pt_PT"/>
         </w:rPr>
-        <w:t xml:space="preserve"> © 2023 SRV Partners Released under CC BY-SA 4.0 license. </w:t>
+        <w:t xml:space="preserve"> © 2025 Word Collective Released under CC BY-SA 4.0 license. </w:t>
       </w:r>
       <w:r>
         <w:rPr>
@@ -69,7 +69,7 @@
         <w:rPr>
           <w:lang w:val="pt_PT" w:bidi="pt_PT"/>
         </w:rPr>
-        <w:t xml:space="preserve"> © 2023 SRV Partners. Released under CC BY-SA 4.0 license by Mission Mutual</w:t>
+        <w:t xml:space="preserve"> © 2025 Word Collective. Released under CC BY-SA 4.0 license by Mission Mutual</w:t>
       </w:r>
       <w:r>
         <w:rPr>
